--- a/README.docx
+++ b/README.docx
@@ -10,7 +10,7 @@
         <w:t xml:space="preserve">README</w:t>
       </w:r>
     </w:p>
-    <w:bookmarkStart w:id="39" w:name="vlc-for-android"/>
+    <w:bookmarkStart w:id="36" w:name="vlc-for-android"/>
     <w:p>
       <w:pPr>
         <w:pStyle w:val="Heading1"/>
@@ -351,7 +351,7 @@
       </w:r>
     </w:p>
     <w:bookmarkEnd w:id="10"/>
-    <w:bookmarkStart w:id="16" w:name="libvlc"/>
+    <w:bookmarkStart w:id="13" w:name="libvlc"/>
     <w:p>
       <w:pPr>
         <w:pStyle w:val="Heading2"/>
@@ -489,46 +489,7 @@
         <w:pStyle w:val="BodyText"/>
       </w:pPr>
       <w:r>
-        <w:drawing>
-          <wp:inline>
-            <wp:extent cx="4610420" cy="4157062"/>
-            <wp:effectExtent b="0" l="0" r="0" t="0"/>
-            <wp:docPr descr="LibVLC stack" title="" id="12" name="Picture"/>
-            <a:graphic>
-              <a:graphicData uri="http://schemas.openxmlformats.org/drawingml/2006/picture">
-                <pic:pic>
-                  <pic:nvPicPr>
-                    <pic:cNvPr descr="https://images.videolan.org/images/libvlc_stack.png" id="13" name="Picture"/>
-                    <pic:cNvPicPr>
-                      <a:picLocks noChangeArrowheads="1" noChangeAspect="1"/>
-                    </pic:cNvPicPr>
-                  </pic:nvPicPr>
-                  <pic:blipFill>
-                    <a:blip r:embed="rId11"/>
-                    <a:stretch>
-                      <a:fillRect/>
-                    </a:stretch>
-                  </pic:blipFill>
-                  <pic:spPr bwMode="auto">
-                    <a:xfrm>
-                      <a:off x="0" y="0"/>
-                      <a:ext cx="4610420" cy="4157062"/>
-                    </a:xfrm>
-                    <a:prstGeom prst="rect">
-                      <a:avLst/>
-                    </a:prstGeom>
-                    <a:noFill/>
-                    <a:ln w="9525">
-                      <a:noFill/>
-                      <a:headEnd/>
-                      <a:tailEnd/>
-                    </a:ln>
-                  </pic:spPr>
-                </pic:pic>
-              </a:graphicData>
-            </a:graphic>
-          </wp:inline>
-        </w:drawing>
+        <w:t xml:space="preserve">LibVLC stack</w:t>
       </w:r>
     </w:p>
     <w:p>
@@ -562,7 +523,7 @@
       <w:r>
         <w:t xml:space="preserve"> </w:t>
       </w:r>
-      <w:hyperlink r:id="rId14">
+      <w:hyperlink r:id="rId11">
         <w:r>
           <w:rPr>
             <w:rStyle w:val="Hyperlink"/>
@@ -587,7 +548,7 @@
       <w:r>
         <w:t xml:space="preserve"> </w:t>
       </w:r>
-      <w:hyperlink r:id="rId15">
+      <w:hyperlink r:id="rId12">
         <w:r>
           <w:rPr>
             <w:rStyle w:val="Hyperlink"/>
@@ -599,8 +560,8 @@
         <w:t xml:space="preserve">.</w:t>
       </w:r>
     </w:p>
-    <w:bookmarkEnd w:id="16"/>
-    <w:bookmarkStart w:id="19" w:name="license"/>
+    <w:bookmarkEnd w:id="13"/>
+    <w:bookmarkStart w:id="16" w:name="license"/>
     <w:p>
       <w:pPr>
         <w:pStyle w:val="Heading2"/>
@@ -619,7 +580,7 @@
       <w:r>
         <w:t xml:space="preserve"> </w:t>
       </w:r>
-      <w:hyperlink r:id="rId17">
+      <w:hyperlink r:id="rId14">
         <w:r>
           <w:rPr>
             <w:rStyle w:val="Hyperlink"/>
@@ -657,7 +618,7 @@
       <w:r>
         <w:t xml:space="preserve"> </w:t>
       </w:r>
-      <w:hyperlink r:id="rId18">
+      <w:hyperlink r:id="rId15">
         <w:r>
           <w:rPr>
             <w:rStyle w:val="Hyperlink"/>
@@ -669,8 +630,8 @@
         <w:t xml:space="preserve">.</w:t>
       </w:r>
     </w:p>
-    <w:bookmarkEnd w:id="19"/>
-    <w:bookmarkStart w:id="26" w:name="build"/>
+    <w:bookmarkEnd w:id="16"/>
+    <w:bookmarkStart w:id="23" w:name="build"/>
     <w:p>
       <w:pPr>
         <w:pStyle w:val="Heading2"/>
@@ -723,7 +684,7 @@
         <w:t xml:space="preserve">Build LibVLC only, and get an .aar package</w:t>
       </w:r>
     </w:p>
-    <w:bookmarkStart w:id="20" w:name="build-application"/>
+    <w:bookmarkStart w:id="17" w:name="build-application"/>
     <w:p>
       <w:pPr>
         <w:pStyle w:val="Heading3"/>
@@ -818,8 +779,8 @@
         <w:t xml:space="preserve">will build build LibVLC, Medialibrary, and then build the application with these binaries. (via build scripts only)</w:t>
       </w:r>
     </w:p>
-    <w:bookmarkEnd w:id="20"/>
-    <w:bookmarkStart w:id="25" w:name="build-libvlc"/>
+    <w:bookmarkEnd w:id="17"/>
+    <w:bookmarkStart w:id="22" w:name="build-libvlc"/>
     <w:p>
       <w:pPr>
         <w:pStyle w:val="Heading3"/>
@@ -842,7 +803,7 @@
         <w:t xml:space="preserve">It should work with Windows 10, and macOS, but there is no official support for this.</w:t>
       </w:r>
     </w:p>
-    <w:bookmarkStart w:id="22" w:name="setup"/>
+    <w:bookmarkStart w:id="19" w:name="setup"/>
     <w:p>
       <w:pPr>
         <w:pStyle w:val="Heading4"/>
@@ -861,7 +822,7 @@
       <w:r>
         <w:t xml:space="preserve"> </w:t>
       </w:r>
-      <w:hyperlink r:id="rId21">
+      <w:hyperlink r:id="rId18">
         <w:r>
           <w:rPr>
             <w:rStyle w:val="Hyperlink"/>
@@ -1014,8 +975,8 @@
         <w:t xml:space="preserve">Then, you are ready to build!</w:t>
       </w:r>
     </w:p>
-    <w:bookmarkEnd w:id="22"/>
-    <w:bookmarkStart w:id="23" w:name="build-1"/>
+    <w:bookmarkEnd w:id="19"/>
+    <w:bookmarkStart w:id="20" w:name="build-1"/>
     <w:p>
       <w:pPr>
         <w:pStyle w:val="Heading4"/>
@@ -1132,8 +1093,8 @@
         <w:t xml:space="preserve">argument</w:t>
       </w:r>
     </w:p>
-    <w:bookmarkEnd w:id="23"/>
-    <w:bookmarkStart w:id="24" w:name="medialibrary"/>
+    <w:bookmarkEnd w:id="20"/>
+    <w:bookmarkStart w:id="21" w:name="medialibrary"/>
     <w:p>
       <w:pPr>
         <w:pStyle w:val="Heading4"/>
@@ -1174,10 +1135,10 @@
         <w:t xml:space="preserve">-l</w:t>
       </w:r>
     </w:p>
-    <w:bookmarkEnd w:id="24"/>
-    <w:bookmarkEnd w:id="25"/>
-    <w:bookmarkEnd w:id="26"/>
-    <w:bookmarkStart w:id="32" w:name="contribute"/>
+    <w:bookmarkEnd w:id="21"/>
+    <w:bookmarkEnd w:id="22"/>
+    <w:bookmarkEnd w:id="23"/>
+    <w:bookmarkStart w:id="29" w:name="contribute"/>
     <w:p>
       <w:pPr>
         <w:pStyle w:val="Heading2"/>
@@ -1204,7 +1165,7 @@
       <w:r>
         <w:t xml:space="preserve"> </w:t>
       </w:r>
-      <w:hyperlink r:id="rId27">
+      <w:hyperlink r:id="rId24">
         <w:r>
           <w:rPr>
             <w:rStyle w:val="Hyperlink"/>
@@ -1216,7 +1177,7 @@
         <w:t xml:space="preserve">, and if you want do contribute to the UI or add a new feature, please open an issue first so there can be a discussion about it.</w:t>
       </w:r>
     </w:p>
-    <w:bookmarkStart w:id="29" w:name="pull-requests"/>
+    <w:bookmarkStart w:id="26" w:name="pull-requests"/>
     <w:p>
       <w:pPr>
         <w:pStyle w:val="Heading3"/>
@@ -1235,7 +1196,7 @@
       <w:r>
         <w:t xml:space="preserve"> </w:t>
       </w:r>
-      <w:hyperlink r:id="rId28">
+      <w:hyperlink r:id="rId25">
         <w:r>
           <w:rPr>
             <w:rStyle w:val="Hyperlink"/>
@@ -1270,8 +1231,8 @@
         <w:t xml:space="preserve">, see the section below.</w:t>
       </w:r>
     </w:p>
-    <w:bookmarkEnd w:id="29"/>
-    <w:bookmarkStart w:id="31" w:name="translations"/>
+    <w:bookmarkEnd w:id="26"/>
+    <w:bookmarkStart w:id="28" w:name="translations"/>
     <w:p>
       <w:pPr>
         <w:pStyle w:val="Heading3"/>
@@ -1290,7 +1251,7 @@
       <w:r>
         <w:t xml:space="preserve"> </w:t>
       </w:r>
-      <w:hyperlink r:id="rId30">
+      <w:hyperlink r:id="rId27">
         <w:r>
           <w:rPr>
             <w:rStyle w:val="Hyperlink"/>
@@ -1307,9 +1268,9 @@
         <w:t xml:space="preserve">Translations merge requests are then generated from transifex work.</w:t>
       </w:r>
     </w:p>
-    <w:bookmarkEnd w:id="31"/>
-    <w:bookmarkEnd w:id="32"/>
-    <w:bookmarkStart w:id="34" w:name="issues-and-feature-requests"/>
+    <w:bookmarkEnd w:id="28"/>
+    <w:bookmarkEnd w:id="29"/>
+    <w:bookmarkStart w:id="31" w:name="issues-and-feature-requests"/>
     <w:p>
       <w:pPr>
         <w:pStyle w:val="Heading2"/>
@@ -1328,7 +1289,7 @@
       <w:r>
         <w:t xml:space="preserve"> </w:t>
       </w:r>
-      <w:hyperlink r:id="rId33">
+      <w:hyperlink r:id="rId30">
         <w:r>
           <w:rPr>
             <w:rStyle w:val="Hyperlink"/>
@@ -1359,8 +1320,8 @@
         <w:t xml:space="preserve">Issues without relevant information will be ignored, we cannot help in this case.</w:t>
       </w:r>
     </w:p>
-    <w:bookmarkEnd w:id="34"/>
-    <w:bookmarkStart w:id="38" w:name="support"/>
+    <w:bookmarkEnd w:id="31"/>
+    <w:bookmarkStart w:id="35" w:name="support"/>
     <w:p>
       <w:pPr>
         <w:pStyle w:val="Heading2"/>
@@ -1410,7 +1371,7 @@
       <w:r>
         <w:t xml:space="preserve"> </w:t>
       </w:r>
-      <w:hyperlink r:id="rId35">
+      <w:hyperlink r:id="rId32">
         <w:r>
           <w:rPr>
             <w:rStyle w:val="Hyperlink"/>
@@ -1433,7 +1394,7 @@
       <w:r>
         <w:t xml:space="preserve"> </w:t>
       </w:r>
-      <w:hyperlink r:id="rId33">
+      <w:hyperlink r:id="rId30">
         <w:r>
           <w:rPr>
             <w:rStyle w:val="Hyperlink"/>
@@ -1472,7 +1433,7 @@
       <w:r>
         <w:t xml:space="preserve"> </w:t>
       </w:r>
-      <w:hyperlink r:id="rId36">
+      <w:hyperlink r:id="rId33">
         <w:r>
           <w:rPr>
             <w:rStyle w:val="Hyperlink"/>
@@ -1495,7 +1456,7 @@
       <w:r>
         <w:t xml:space="preserve"> </w:t>
       </w:r>
-      <w:hyperlink r:id="rId37">
+      <w:hyperlink r:id="rId34">
         <w:r>
           <w:rPr>
             <w:rStyle w:val="Hyperlink"/>
@@ -1504,8 +1465,8 @@
         </w:r>
       </w:hyperlink>
     </w:p>
-    <w:bookmarkEnd w:id="38"/>
-    <w:bookmarkEnd w:id="39"/>
+    <w:bookmarkEnd w:id="35"/>
+    <w:bookmarkEnd w:id="36"/>
     <w:sectPr>
       <w:footnotePr>
         <w:numRestart w:val="eachSect"/>
@@ -1754,10 +1715,10 @@
   <w:docDefaults>
     <w:rPrDefault>
       <w:rPr>
-        <w:rFonts w:asciiTheme="minorHAnsi" w:cstheme="minorBidi" w:eastAsiaTheme="minorEastAsia" w:hAnsiTheme="minorHAnsi"/>
+        <w:rFonts w:asciiTheme="minorHAnsi" w:cstheme="minorBidi" w:eastAsiaTheme="minorHAnsi" w:hAnsiTheme="minorHAnsi"/>
         <w:sz w:val="24"/>
         <w:szCs w:val="24"/>
-        <w:lang w:bidi="ar-SA" w:eastAsia="zh-CN" w:val="en"/>
+        <w:lang w:bidi="ar-SA" w:eastAsia="en-US" w:val="en"/>
       </w:rPr>
     </w:rPrDefault>
     <w:pPrDefault>
@@ -2298,6 +2259,13 @@
       </w:tblCellMar>
     </w:tblPr>
     <w:tblStylePr w:type="firstRow">
+      <w:tblPr>
+        <w:jc w:val="left"/>
+        <w:tblInd w:type="dxa" w:w="0"/>
+      </w:tblPr>
+      <w:trPr>
+        <w:jc w:val="left"/>
+      </w:trPr>
       <w:tcPr>
         <w:tcBorders>
           <w:bottom w:val="single"/>
